--- a/doc/subdocs/userapi/Part.docx
+++ b/doc/subdocs/userapi/Part.docx
@@ -128,8 +128,122 @@
         <w:spacing w:before="200"/>
       </w:pPr>
       <w:r>
-        <w:t xml:space="preserve">**kw – this allows random values to be added or replace variables defined in the SCons environment created by Parts. </w:t>
-      </w:r>
+        <w:t>**kw – this allows random values to be added or replace variables defined in the SCons environment created by Parts. These values can control how the Parts will build and are often use to cross build a part in single pass vs using command line option on separate passes. Some extra values that can be passed here to help control how the part will build.</w:t>
+      </w:r>
+    </w:p>
+    <w:p>
+      <w:pPr>
+        <w:numPr>
+          <w:ilvl w:val="1"/>
+          <w:numId w:val="1"/>
+        </w:numPr>
+        <w:spacing w:before="200"/>
+      </w:pPr>
+      <w:r>
+        <w:t>CONFIG – allows the part to be built with a different configuration.</w:t>
+      </w:r>
+    </w:p>
+    <w:p>
+      <w:pPr>
+        <w:numPr>
+          <w:ilvl w:val="1"/>
+          <w:numId w:val="1"/>
+        </w:numPr>
+        <w:spacing w:before="200"/>
+      </w:pPr>
+      <w:r>
+        <w:t>TARGET_PLATFORM – takes a value SystemPlatfom value. This control how the parts will cross build</w:t>
+      </w:r>
+    </w:p>
+    <w:p>
+      <w:pPr>
+        <w:numPr>
+          <w:ilvl w:val="1"/>
+          <w:numId w:val="1"/>
+        </w:numPr>
+        <w:spacing w:before="200"/>
+      </w:pPr>
+      <w:r>
+        <w:t>toolchain – a string value that defines that toolchain to be used. The string would be formed like one would use on the command line.</w:t>
+      </w:r>
+    </w:p>
+    <w:p>
+      <w:pPr>
+        <w:numPr>
+          <w:ilvl w:val="1"/>
+          <w:numId w:val="1"/>
+        </w:numPr>
+        <w:spacing w:before="200"/>
+      </w:pPr>
+      <w:r>
+        <w:t>platform_independent – if set to True, will tell Parts that when this Part is being mapped as a dependent, that it should not try to match it based on target platform values of OS and ARCH</w:t>
+      </w:r>
+    </w:p>
+    <w:p>
+      <w:pPr>
+        <w:numPr>
+          <w:ilvl w:val="1"/>
+          <w:numId w:val="1"/>
+        </w:numPr>
+        <w:spacing w:before="200"/>
+      </w:pPr>
+      <w:r>
+        <w:t>os</w:t>
+      </w:r>
+      <w:r>
+        <w:t>_independent – if set to True, will tell Parts that when this Part is being mapped as a dependent, that it should not try to match it based on target_platform</w:t>
+      </w:r>
+      <w:r>
+        <w:t xml:space="preserve"> of the OS, but will match on the value of ARCH</w:t>
+      </w:r>
+    </w:p>
+    <w:p>
+      <w:pPr>
+        <w:numPr>
+          <w:ilvl w:val="1"/>
+          <w:numId w:val="1"/>
+        </w:numPr>
+        <w:spacing w:before="200"/>
+      </w:pPr>
+      <w:r>
+        <w:t>arch</w:t>
+      </w:r>
+      <w:r>
+        <w:t xml:space="preserve">_independent – if set to True, will tell Parts that when this Part is being mapped as a dependent, that it should not try to match it based on target_platform of the </w:t>
+      </w:r>
+      <w:r>
+        <w:t>ARCH</w:t>
+      </w:r>
+      <w:r>
+        <w:t xml:space="preserve">, but will match on the </w:t>
+      </w:r>
+      <w:r>
+        <w:t>value of OS</w:t>
+      </w:r>
+    </w:p>
+    <w:p>
+      <w:pPr>
+        <w:numPr>
+          <w:ilvl w:val="1"/>
+          <w:numId w:val="1"/>
+        </w:numPr>
+        <w:spacing w:before="200"/>
+      </w:pPr>
+      <w:r>
+        <w:t>config_independent – if set to True</w:t>
+      </w:r>
+      <w:r>
+        <w:t xml:space="preserve">, will tell Parts that when this Part is being mapped as a dependent, that it should not try to match it based on </w:t>
+      </w:r>
+      <w:r>
+        <w:t>configuration. This can be useful for a part that exports raw values to be defined once, but cross build of components that depend on it can easily map to a single part.</w:t>
+      </w:r>
+    </w:p>
+    <w:p>
+      <w:pPr>
+        <w:spacing w:before="200"/>
+        <w:ind w:left="1440"/>
+      </w:pPr>
     </w:p>
     <w:p>
       <w:pPr>
@@ -209,6 +323,58 @@
       </w:pPr>
       <w:r>
         <w:t>Part('filesystem.parts')</w:t>
+      </w:r>
+    </w:p>
+    <w:p>
+      <w:r>
+        <w:t>Creates a Part from within the SConstruct</w:t>
+      </w:r>
+      <w:r>
+        <w:t>, and have it cross built</w:t>
+      </w:r>
+    </w:p>
+    <w:p>
+      <w:pPr>
+        <w:pStyle w:val="CodeBlock1"/>
+      </w:pPr>
+      <w:r>
+        <w:t># build with native platform ( assume x86_64 for sample)</w:t>
+      </w:r>
+    </w:p>
+    <w:p>
+      <w:pPr>
+        <w:pStyle w:val="CodeBlock1"/>
+      </w:pPr>
+      <w:r>
+        <w:t>Part('filesystem.parts')</w:t>
+      </w:r>
+      <w:r>
+        <w:t xml:space="preserve"> </w:t>
+      </w:r>
+    </w:p>
+    <w:p>
+      <w:pPr>
+        <w:pStyle w:val="CodeBlock1"/>
+      </w:pPr>
+      <w:r>
+        <w:t>#build it also for 32-bit systems</w:t>
+      </w:r>
+    </w:p>
+    <w:p>
+      <w:pPr>
+        <w:pStyle w:val="CodeBlock1"/>
+      </w:pPr>
+      <w:r>
+        <w:t>Part('filesystem.parts'</w:t>
+      </w:r>
+      <w:r>
+        <w:t>,TARGET_PLATFORM=</w:t>
+      </w:r>
+      <w:r>
+        <w:t xml:space="preserve"> SystemPlatform(arch='x86')</w:t>
+      </w:r>
+      <w:r>
+        <w:t>)</w:t>
       </w:r>
     </w:p>
     <w:p>
